--- a/examples/transf/doc/sample_random.docx
+++ b/examples/transf/doc/sample_random.docx
@@ -441,7 +441,7 @@
         <w:rPr>
           <w:rStyle w:val="VerbatimChar"/>
         </w:rPr>
-        <w:t xml:space="preserve">##         41         40         39</w:t>
+        <w:t xml:space="preserve">##         43         40         37</w:t>
       </w:r>
     </w:p>
     <w:p>
@@ -532,7 +532,7 @@
         <w:rPr>
           <w:rStyle w:val="VerbatimChar"/>
         </w:rPr>
-        <w:t xml:space="preserve">##          9         10         11</w:t>
+        <w:t xml:space="preserve">##          7         10         13</w:t>
       </w:r>
     </w:p>
     <w:p>
@@ -808,7 +808,7 @@
         <w:rPr>
           <w:rStyle w:val="VerbatimChar"/>
         </w:rPr>
-        <w:t xml:space="preserve">## [1,]     12         15        10</w:t>
+        <w:t xml:space="preserve">## [1,]     13         10        14</w:t>
       </w:r>
       <w:r>
         <w:br/>
@@ -817,7 +817,7 @@
         <w:rPr>
           <w:rStyle w:val="VerbatimChar"/>
         </w:rPr>
-        <w:t xml:space="preserve">## [2,]     14          8        15</w:t>
+        <w:t xml:space="preserve">## [2,]     15         13         9</w:t>
       </w:r>
       <w:r>
         <w:br/>
@@ -826,7 +826,7 @@
         <w:rPr>
           <w:rStyle w:val="VerbatimChar"/>
         </w:rPr>
-        <w:t xml:space="preserve">## [3,]     14         12        12</w:t>
+        <w:t xml:space="preserve">## [3,]      9         15        14</w:t>
       </w:r>
       <w:r>
         <w:br/>
@@ -835,7 +835,7 @@
         <w:rPr>
           <w:rStyle w:val="VerbatimChar"/>
         </w:rPr>
-        <w:t xml:space="preserve">## [4,]     10         15        13</w:t>
+        <w:t xml:space="preserve">## [4,]     13         12        13</w:t>
       </w:r>
     </w:p>
     <w:p>
@@ -852,7 +852,11 @@
         <w:t xml:space="preserve">- Kohavi, R. (1995). A Study of Cross-Validation and Bootstrap for Accuracy Estimation and Model Selection. IJCAI.</w:t>
       </w:r>
     </w:p>
-    <w:sectPr/>
+    <w:sectPr>
+      <w:footnotePr>
+        <w:numRestart w:val="eachSect"/>
+      </w:footnotePr>
+    </w:sectPr>
   </w:body>
 </w:document>
 </file>
@@ -1024,8 +1028,6 @@
     </w:pPr>
     <w:rPr>
       <w:rFonts w:asciiTheme="majorHAnsi" w:cstheme="majorBidi" w:eastAsiaTheme="majorEastAsia" w:hAnsiTheme="majorHAnsi"/>
-      <w:spacing w:val="-10"/>
-      <w:kern w:val="28"/>
       <w:sz w:val="56"/>
       <w:szCs w:val="56"/>
     </w:rPr>
@@ -1038,15 +1040,13 @@
     <w:rsid w:val="00A10FD9"/>
     <w:rPr>
       <w:rFonts w:asciiTheme="majorHAnsi" w:cstheme="majorBidi" w:eastAsiaTheme="majorEastAsia" w:hAnsiTheme="majorHAnsi"/>
-      <w:spacing w:val="-10"/>
-      <w:kern w:val="28"/>
       <w:sz w:val="56"/>
       <w:szCs w:val="56"/>
     </w:rPr>
   </w:style>
   <w:style w:styleId="Subtitle" w:type="paragraph">
     <w:name w:val="Subtitle"/>
-    <w:basedOn w:val="Normal"/>
+    <w:basedOn w:val="Title"/>
     <w:next w:val="BodyText"/>
     <w:link w:val="SubtitleChar"/>
     <w:uiPriority w:val="11"/>
@@ -1059,7 +1059,6 @@
     </w:pPr>
     <w:rPr>
       <w:rFonts w:cstheme="majorBidi" w:eastAsiaTheme="majorEastAsia"/>
-      <w:color w:themeColor="text1" w:themeTint="A6" w:val="595959"/>
       <w:spacing w:val="15"/>
       <w:sz w:val="28"/>
       <w:szCs w:val="28"/>
@@ -1081,23 +1080,31 @@
   </w:style>
   <w:style w:customStyle="1" w:styleId="Author" w:type="paragraph">
     <w:name w:val="Author"/>
+    <w:basedOn w:val="Title"/>
     <w:next w:val="BodyText"/>
     <w:qFormat/>
     <w:pPr>
       <w:keepNext/>
       <w:keepLines/>
-      <w:jc w:val="center"/>
-    </w:pPr>
+    </w:pPr>
+    <w:rPr>
+      <w:sz w:val="24"/>
+      <w:szCs w:val="24"/>
+    </w:rPr>
   </w:style>
   <w:style w:styleId="Date" w:type="paragraph">
     <w:name w:val="Date"/>
+    <w:basedOn w:val="Title"/>
     <w:next w:val="BodyText"/>
     <w:qFormat/>
     <w:pPr>
       <w:keepNext/>
       <w:keepLines/>
-      <w:jc w:val="center"/>
-    </w:pPr>
+    </w:pPr>
+    <w:rPr>
+      <w:sz w:val="24"/>
+      <w:szCs w:val="24"/>
+    </w:rPr>
   </w:style>
   <w:style w:customStyle="1" w:styleId="AbstractTitle" w:type="paragraph">
     <w:name w:val="Abstract Title"/>
@@ -1112,7 +1119,6 @@
     </w:pPr>
     <w:rPr>
       <w:b/>
-      <w:color w:val="345A8A"/>
       <w:sz w:val="20"/>
       <w:szCs w:val="20"/>
     </w:rPr>
